--- a/aura-documents/output/word/04-client-policies/06-guest-house-rules-and-studio-etiquette.docx
+++ b/aura-documents/output/word/04-client-policies/06-guest-house-rules-and-studio-etiquette.docx
@@ -30,7 +30,7 @@
           <w:color w:val="7A6753"/>
           <w:sz w:val="16"/>
         </w:rPr>
-        <w:t xml:space="preserve">Document No. AUR-CLI-06 · Version 0.1 (Draft) · Owner: General Manager · Effective: </w:t>
+        <w:t xml:space="preserve">Document No. AUR-CLI-06 · Version 0.2 (Draft) · Owner: General Manager · Effective: </w:t>
       </w:r>
       <w:r>
         <w:rPr>
@@ -220,7 +220,23 @@
           <w:color w:val="4A3A2C"/>
           <w:sz w:val="20"/>
         </w:rPr>
-        <w:t>Complete the health questionnaire before your first session. IV Nutrient Therapy and Hyperbaric Oxygen also need a clinician screen.</w:t>
+        <w:t>Complete the health questionnaire before your first session. Your first visit begins with a consultation with one of our Healers.</w:t>
+      </w:r>
+    </w:p>
+    <w:p>
+      <w:pPr>
+        <w:pStyle w:val="ListBullet"/>
+        <w:spacing w:before="0" w:after="60" w:line="300" w:lineRule="auto"/>
+      </w:pPr>
+      <w:r>
+        <w:rPr>
+          <w:rFonts w:ascii="Jost" w:hAnsi="Jost" w:cs="Jost" w:eastAsia="Jost"/>
+          <w:b w:val="0"/>
+          <w:i w:val="0"/>
+          <w:color w:val="4A3A2C"/>
+          <w:sz w:val="20"/>
+        </w:rPr>
+        <w:t>Hyperbaric Oxygen also needs a short pre-session screen with your host.</w:t>
       </w:r>
     </w:p>
     <w:p>
@@ -266,7 +282,7 @@
           <w:color w:val="4A3A2C"/>
           <w:sz w:val="20"/>
         </w:rPr>
-        <w:t>Treatment rooms, the float suite and the salt cabin are silent spaces.</w:t>
+        <w:t>Treatment rooms, the dry float room, the Healer consultation room and the salt cabin are silent spaces.</w:t>
       </w:r>
     </w:p>
     <w:p>
@@ -282,7 +298,7 @@
           <w:color w:val="4A3A2C"/>
           <w:sz w:val="20"/>
         </w:rPr>
-        <w:t>Small-group breathwork is guided; follow your guide's lead.</w:t>
+        <w:t>Small-group breathwork and sound healing are guided; follow your facilitator's lead.</w:t>
       </w:r>
     </w:p>
     <w:p>
@@ -328,7 +344,7 @@
           <w:color w:val="4A3A2C"/>
           <w:sz w:val="20"/>
         </w:rPr>
-        <w:t>Phones are not used in treatment rooms, the float suite, saunas, plunge or cryotherapy areas. Heat, cold, water and salt can damage devices, and screens break the stillness.</w:t>
+        <w:t>Phones are not used in treatment rooms, the dry float room, saunas, plunge or cryotherapy areas. Heat, cold, water and salt can damage devices, and screens break the stillness.</w:t>
       </w:r>
     </w:p>
     <w:p>
@@ -588,7 +604,7 @@
           <w:color w:val="4A3A2C"/>
           <w:sz w:val="20"/>
         </w:rPr>
-        <w:t xml:space="preserve"> may use a limited set of modalities, such as Red-Light Bed, Compression Recovery, Dry Float Bed, Salt Cabin and Guided Breathwork </w:t>
+        <w:t xml:space="preserve"> may use a limited set of modalities, such as Red-Light Bed, Compression Recovery, Dry Float Bed, Salt Cabin, Guided Breathwork and Sound Healing </w:t>
       </w:r>
       <w:r>
         <w:rPr>
@@ -624,7 +640,7 @@
           <w:color w:val="4A3A2C"/>
           <w:sz w:val="20"/>
         </w:rPr>
-        <w:t xml:space="preserve">Whole-Body Cryotherapy, Cold Plunge, Hyperbaric Oxygen and IV Nutrient Therapy are not offered to under-18s </w:t>
+        <w:t xml:space="preserve">Whole-Body Cryotherapy, Cold Plunge and Hyperbaric Oxygen are not offered to under-18s </w:t>
       </w:r>
       <w:r>
         <w:rPr>
@@ -634,7 +650,7 @@
           <w:color w:val="A6754C"/>
           <w:sz w:val="20"/>
         </w:rPr>
-        <w:t>[confirm with clinical lead and DHA requirements]</w:t>
+        <w:t>[confirm with the Medical Director named on the licence and DHA requirements]</w:t>
       </w:r>
       <w:r>
         <w:rPr>
@@ -772,7 +788,7 @@
           <w:color w:val="4A3A2C"/>
           <w:sz w:val="20"/>
         </w:rPr>
-        <w:t>Shower before the float tank and the cold plunge.</w:t>
+        <w:t>Shower before the cold plunge.</w:t>
       </w:r>
       <w:r>
         <w:rPr>
@@ -798,7 +814,7 @@
           <w:color w:val="4A3A2C"/>
           <w:sz w:val="20"/>
         </w:rPr>
-        <w:t>Remove make-up, heavy lotions and oils before light, float and cold sessions; they affect the session and the water.</w:t>
+        <w:t>Remove make-up, heavy lotions and oils before light and cold sessions; they affect the session and the water.</w:t>
       </w:r>
     </w:p>
     <w:p>
@@ -814,7 +830,7 @@
           <w:color w:val="4A3A2C"/>
           <w:sz w:val="20"/>
         </w:rPr>
-        <w:t>Please do not use the float tank if you have open cuts, recently dyed hair or a contagious skin condition; tell your host and we will suggest another modality.</w:t>
+        <w:t>Please do not use the cold plunge if you have open cuts or a contagious skin condition; tell your host and we will suggest another modality.</w:t>
       </w:r>
     </w:p>
     <w:p>
@@ -830,7 +846,27 @@
           <w:color w:val="4A3A2C"/>
           <w:sz w:val="20"/>
         </w:rPr>
-        <w:t>All equipment is cleaned between every guest under our hygiene procedures, in line with Dubai Municipality requirements.</w:t>
+        <w:t xml:space="preserve">All equipment is cleaned between every guest under our hygiene procedures </w:t>
+      </w:r>
+      <w:r>
+        <w:rPr>
+          <w:rFonts w:ascii="Jost" w:hAnsi="Jost" w:cs="Jost" w:eastAsia="Jost"/>
+          <w:b w:val="0"/>
+          <w:i w:val="0"/>
+          <w:color w:val="A6754C"/>
+          <w:sz w:val="20"/>
+        </w:rPr>
+        <w:t>[per Elevé protocol — pending]</w:t>
+      </w:r>
+      <w:r>
+        <w:rPr>
+          <w:rFonts w:ascii="Jost" w:hAnsi="Jost" w:cs="Jost" w:eastAsia="Jost"/>
+          <w:b w:val="0"/>
+          <w:i w:val="0"/>
+          <w:color w:val="4A3A2C"/>
+          <w:sz w:val="20"/>
+        </w:rPr>
+        <w:t>, in line with Dubai Municipality requirements. Robes, towels and clothing are laundered in-house.</w:t>
       </w:r>
     </w:p>
     <w:p>
@@ -859,7 +895,7 @@
           <w:color w:val="4A3A2C"/>
           <w:sz w:val="20"/>
         </w:rPr>
-        <w:t xml:space="preserve">You need bring nothing. We provide robes, towels, slippers and everything each modality needs, including </w:t>
+        <w:t xml:space="preserve">You need bring nothing. We provide robes, Aura-branded towels, Aura-branded clothing to wear in the centre, hotel-style Aura-branded slippers and everything each modality needs, including </w:t>
       </w:r>
       <w:r>
         <w:rPr>
@@ -869,7 +905,7 @@
           <w:color w:val="A6754C"/>
           <w:sz w:val="20"/>
         </w:rPr>
-        <w:t>[swimwear / disposable garments, socks, gloves and ear protection for cryotherapy, earplugs for float]</w:t>
+        <w:t>[swimwear / disposable garments, socks, gloves and ear protection for cryotherapy]</w:t>
       </w:r>
       <w:r>
         <w:rPr>
@@ -895,7 +931,7 @@
           <w:color w:val="4A3A2C"/>
           <w:sz w:val="20"/>
         </w:rPr>
-        <w:t>For the Dry Float Bed and Compression Recovery you remain fully clothed in comfortable clothing or a robe.</w:t>
+        <w:t>For the Dry Float Bed, Compression Recovery, Guided Breathwork and Sound Healing you remain fully clothed in your Aura clothing or a robe.</w:t>
       </w:r>
     </w:p>
     <w:p>
@@ -1258,7 +1294,7 @@
           <w:color w:val="A6754C"/>
           <w:sz w:val="20"/>
         </w:rPr>
-        <w:t>[Whole-Body Cryotherapy, Cold Plunge, Infrared Sauna, Hyperbaric Oxygen, Float &amp; Sensory Reset and IV Nutrient Therapy: confirm with clinical lead]</w:t>
+        <w:t>[Whole-Body Cryotherapy, Cold Plunge, Infrared Sauna and Hyperbaric Oxygen: confirm with the Medical Director named on the licence]</w:t>
       </w:r>
       <w:r>
         <w:rPr>
@@ -1297,7 +1333,7 @@
           <w:color w:val="4A3A2C"/>
           <w:sz w:val="20"/>
         </w:rPr>
-        <w:t>Our modalities are wellness services designed to support how you feel and function. They are not a substitute for medical care. IV therapy is administered by licensed clinicians, and we will always flag anything that warrants a conversation with your doctor.</w:t>
+        <w:t>Our modalities are wellness services designed to support how you feel and function. They are not a substitute for medical care, and no medical treatments are offered at launch. We will always flag anything that warrants a conversation with your doctor.</w:t>
       </w:r>
     </w:p>
     <w:p>
@@ -1327,7 +1363,7 @@
           <w:color w:val="4A3A2C"/>
           <w:sz w:val="20"/>
         </w:rPr>
-        <w:t>Take a few quiet minutes after your session. Water is provided; please drink before you leave.</w:t>
+        <w:t>Take a few quiet minutes after your session. Refreshments are served; please drink some water before you leave.</w:t>
       </w:r>
     </w:p>
     <w:p>
@@ -1343,7 +1379,23 @@
           <w:color w:val="4A3A2C"/>
           <w:sz w:val="20"/>
         </w:rPr>
-        <w:t>Return robes and towels to the baskets provided and empty your locker.</w:t>
+        <w:t>Return robes, towels and Aura clothing to the baskets provided and empty your locker.</w:t>
+      </w:r>
+    </w:p>
+    <w:p>
+      <w:pPr>
+        <w:pStyle w:val="ListBullet"/>
+        <w:spacing w:before="0" w:after="60" w:line="300" w:lineRule="auto"/>
+      </w:pPr>
+      <w:r>
+        <w:rPr>
+          <w:rFonts w:ascii="Jost" w:hAnsi="Jost" w:cs="Jost" w:eastAsia="Jost"/>
+          <w:b w:val="0"/>
+          <w:i w:val="0"/>
+          <w:color w:val="4A3A2C"/>
+          <w:sz w:val="20"/>
+        </w:rPr>
+        <w:t>Our retail shelf offers copper mugs, organic fragrances, wellness pillows and linen pieces if you would like to take the ritual home.</w:t>
       </w:r>
     </w:p>
     <w:p>
